--- a/Lab 4/Lab #4.docx
+++ b/Lab 4/Lab #4.docx
@@ -398,21 +398,12 @@
         </w:rPr>
       </w:pPr>
       <w:proofErr w:type="spellStart"/>
-      <w:proofErr w:type="gramStart"/>
       <w:r>
         <w:rPr>
           <w:sz w:val="40"/>
           <w:szCs w:val="40"/>
         </w:rPr>
-        <w:t>Перев</w:t>
-      </w:r>
-      <w:proofErr w:type="gramEnd"/>
-      <w:r>
-        <w:rPr>
-          <w:sz w:val="40"/>
-          <w:szCs w:val="40"/>
-        </w:rPr>
-        <w:t>іри</w:t>
+        <w:t>Перевіри</w:t>
       </w:r>
       <w:proofErr w:type="spellEnd"/>
       <w:r>
@@ -3466,7 +3457,6 @@
         </w:rPr>
       </w:pPr>
       <w:proofErr w:type="spellStart"/>
-      <w:proofErr w:type="gramStart"/>
       <w:r>
         <w:rPr>
           <w:rFonts w:ascii="Times New Roman" w:hAnsi="Times New Roman"/>
@@ -3562,7 +3552,6 @@
         </w:rPr>
         <w:t xml:space="preserve"> {</w:t>
       </w:r>
-      <w:proofErr w:type="gramEnd"/>
     </w:p>
     <w:p>
       <w:pPr>
@@ -3585,7 +3574,6 @@
         </w:rPr>
         <w:t xml:space="preserve">    </w:t>
       </w:r>
-      <w:proofErr w:type="gramStart"/>
       <w:r>
         <w:rPr>
           <w:rFonts w:ascii="Times New Roman" w:hAnsi="Times New Roman"/>
@@ -3658,7 +3646,6 @@
         </w:rPr>
         <w:t xml:space="preserve"> {</w:t>
       </w:r>
-      <w:proofErr w:type="gramEnd"/>
     </w:p>
     <w:p>
       <w:pPr>
@@ -3681,6 +3668,7 @@
         </w:rPr>
         <w:t xml:space="preserve">        </w:t>
       </w:r>
+      <w:proofErr w:type="spellStart"/>
       <w:r>
         <w:rPr>
           <w:rFonts w:ascii="Times New Roman" w:hAnsi="Times New Roman"/>
@@ -3690,6 +3678,7 @@
         </w:rPr>
         <w:t>const</w:t>
       </w:r>
+      <w:proofErr w:type="spellEnd"/>
       <w:r>
         <w:rPr>
           <w:rFonts w:ascii="Times New Roman" w:hAnsi="Times New Roman"/>
@@ -4164,7 +4153,6 @@
         </w:rPr>
         <w:t xml:space="preserve">    </w:t>
       </w:r>
-      <w:proofErr w:type="gramStart"/>
       <w:r>
         <w:rPr>
           <w:rFonts w:ascii="Times New Roman" w:hAnsi="Times New Roman"/>
@@ -4237,7 +4225,6 @@
         </w:rPr>
         <w:t xml:space="preserve"> {</w:t>
       </w:r>
-      <w:proofErr w:type="gramEnd"/>
     </w:p>
     <w:p>
       <w:pPr>
@@ -4260,6 +4247,7 @@
         </w:rPr>
         <w:t xml:space="preserve">        </w:t>
       </w:r>
+      <w:proofErr w:type="spellStart"/>
       <w:r>
         <w:rPr>
           <w:rFonts w:ascii="Times New Roman" w:hAnsi="Times New Roman"/>
@@ -4269,6 +4257,7 @@
         </w:rPr>
         <w:t>const</w:t>
       </w:r>
+      <w:proofErr w:type="spellEnd"/>
       <w:r>
         <w:rPr>
           <w:rFonts w:ascii="Times New Roman" w:hAnsi="Times New Roman"/>
@@ -4739,7 +4728,6 @@
         </w:rPr>
         <w:t xml:space="preserve">    </w:t>
       </w:r>
-      <w:proofErr w:type="gramStart"/>
       <w:r>
         <w:rPr>
           <w:rFonts w:ascii="Times New Roman" w:hAnsi="Times New Roman"/>
@@ -4812,7 +4800,6 @@
         </w:rPr>
         <w:t xml:space="preserve"> {</w:t>
       </w:r>
-      <w:proofErr w:type="gramEnd"/>
     </w:p>
     <w:p>
       <w:pPr>
@@ -5095,6 +5082,7 @@
         </w:rPr>
         <w:t xml:space="preserve">        </w:t>
       </w:r>
+      <w:proofErr w:type="spellStart"/>
       <w:r>
         <w:rPr>
           <w:rFonts w:ascii="Times New Roman" w:hAnsi="Times New Roman"/>
@@ -5104,6 +5092,7 @@
         </w:rPr>
         <w:t>const</w:t>
       </w:r>
+      <w:proofErr w:type="spellEnd"/>
       <w:r>
         <w:rPr>
           <w:rFonts w:ascii="Times New Roman" w:hAnsi="Times New Roman"/>
@@ -5616,7 +5605,6 @@
         </w:rPr>
         <w:t xml:space="preserve">    </w:t>
       </w:r>
-      <w:proofErr w:type="gramStart"/>
       <w:r>
         <w:rPr>
           <w:rFonts w:ascii="Times New Roman" w:hAnsi="Times New Roman"/>
@@ -5689,7 +5677,6 @@
         </w:rPr>
         <w:t xml:space="preserve"> {</w:t>
       </w:r>
-      <w:proofErr w:type="gramEnd"/>
     </w:p>
     <w:p>
       <w:pPr>
@@ -6030,6 +6017,7 @@
         </w:rPr>
         <w:t xml:space="preserve">        </w:t>
       </w:r>
+      <w:proofErr w:type="spellStart"/>
       <w:r>
         <w:rPr>
           <w:rFonts w:ascii="Times New Roman" w:hAnsi="Times New Roman"/>
@@ -6039,6 +6027,7 @@
         </w:rPr>
         <w:t>const</w:t>
       </w:r>
+      <w:proofErr w:type="spellEnd"/>
       <w:r>
         <w:rPr>
           <w:rFonts w:ascii="Times New Roman" w:hAnsi="Times New Roman"/>
@@ -6551,7 +6540,6 @@
         </w:rPr>
         <w:t xml:space="preserve">    </w:t>
       </w:r>
-      <w:proofErr w:type="gramStart"/>
       <w:r>
         <w:rPr>
           <w:rFonts w:ascii="Times New Roman" w:hAnsi="Times New Roman"/>
@@ -6624,7 +6612,6 @@
         </w:rPr>
         <w:t xml:space="preserve"> {</w:t>
       </w:r>
-      <w:proofErr w:type="gramEnd"/>
     </w:p>
     <w:p>
       <w:pPr>
@@ -6647,6 +6634,7 @@
         </w:rPr>
         <w:t xml:space="preserve">        </w:t>
       </w:r>
+      <w:proofErr w:type="spellStart"/>
       <w:r>
         <w:rPr>
           <w:rFonts w:ascii="Times New Roman" w:hAnsi="Times New Roman"/>
@@ -6656,6 +6644,7 @@
         </w:rPr>
         <w:t>const</w:t>
       </w:r>
+      <w:proofErr w:type="spellEnd"/>
       <w:r>
         <w:rPr>
           <w:rFonts w:ascii="Times New Roman" w:hAnsi="Times New Roman"/>
@@ -7382,37 +7371,61 @@
         <w:rPr>
           <w:sz w:val="28"/>
           <w:szCs w:val="28"/>
+          <w:lang w:val="en-US"/>
+        </w:rPr>
+      </w:pPr>
+      <w:r>
+        <w:rPr>
+          <w:sz w:val="28"/>
+          <w:szCs w:val="28"/>
           <w:lang w:val="uk-UA"/>
         </w:rPr>
-      </w:pPr>
+        <w:t xml:space="preserve">Посилання на </w:t>
+      </w:r>
+      <w:proofErr w:type="spellStart"/>
       <w:r>
         <w:rPr>
           <w:sz w:val="28"/>
           <w:szCs w:val="28"/>
           <w:lang w:val="uk-UA"/>
         </w:rPr>
-        <w:t xml:space="preserve">Посилання на </w:t>
-      </w:r>
-      <w:proofErr w:type="spellStart"/>
+        <w:t>репозиторій</w:t>
+      </w:r>
+      <w:proofErr w:type="spellEnd"/>
       <w:r>
         <w:rPr>
           <w:sz w:val="28"/>
           <w:szCs w:val="28"/>
           <w:lang w:val="uk-UA"/>
         </w:rPr>
-        <w:t>репозиторій</w:t>
-      </w:r>
-      <w:proofErr w:type="spellEnd"/>
-      <w:r>
+        <w:t xml:space="preserve"> - </w:t>
+      </w:r>
+      <w:hyperlink r:id="rId7" w:history="1">
+        <w:r>
+          <w:rPr>
+            <w:rStyle w:val="a6"/>
+            <w:sz w:val="28"/>
+            <w:szCs w:val="28"/>
+            <w:lang w:val="uk-UA"/>
+          </w:rPr>
+          <w:t>https://github.com/AndrewOny/TestLabs</w:t>
+        </w:r>
+      </w:hyperlink>
+    </w:p>
+    <w:bookmarkStart w:id="1" w:name="_GoBack"/>
+    <w:bookmarkEnd w:id="1"/>
+    <w:p>
+      <w:pPr>
+        <w:pStyle w:val="a4"/>
+        <w:spacing w:before="0" w:beforeAutospacing="0" w:after="0" w:afterAutospacing="0" w:line="360" w:lineRule="auto"/>
+        <w:ind w:left="709"/>
+        <w:jc w:val="both"/>
         <w:rPr>
           <w:sz w:val="28"/>
           <w:szCs w:val="28"/>
           <w:lang w:val="uk-UA"/>
         </w:rPr>
-        <w:t xml:space="preserve"> - </w:t>
-      </w:r>
-      <w:bookmarkStart w:id="1" w:name="_GoBack"/>
-      <w:bookmarkEnd w:id="1"/>
+      </w:pPr>
       <w:r>
         <w:fldChar w:fldCharType="begin"/>
       </w:r>
@@ -7420,16 +7433,6 @@
         <w:instrText xml:space="preserve"> HYPERLINK "https://github.com/olehkavetskyi/FAT-Labs" </w:instrText>
       </w:r>
       <w:r>
-        <w:fldChar w:fldCharType="separate"/>
-      </w:r>
-      <w:r>
-        <w:rPr>
-          <w:rStyle w:val="a6"/>
-          <w:rFonts w:eastAsiaTheme="majorEastAsia"/>
-          <w:sz w:val="28"/>
-          <w:szCs w:val="28"/>
-          <w:lang w:val="uk-UA"/>
-        </w:rPr>
         <w:fldChar w:fldCharType="end"/>
       </w:r>
     </w:p>
@@ -9607,7 +9610,7 @@
   <a:extraClrSchemeLst/>
   <a:extLst>
     <a:ext uri="{05A4C25C-085E-4340-85A3-A5531E510DB2}">
-      <thm15:themeFamily xmlns:thm15="http://schemas.microsoft.com/office/thememl/2012/main" xmlns="" name="Office Theme" id="{62F939B6-93AF-4DB8-9C6B-D6C7DFDC589F}" vid="{4A3C46E8-61CC-4603-A589-7422A47A8E4A}"/>
+      <thm15:themeFamily xmlns="" xmlns:thm15="http://schemas.microsoft.com/office/thememl/2012/main" name="Office Theme" id="{62F939B6-93AF-4DB8-9C6B-D6C7DFDC589F}" vid="{4A3C46E8-61CC-4603-A589-7422A47A8E4A}"/>
     </a:ext>
   </a:extLst>
 </a:theme>
